--- a/Labs/Lab5/report.docx
+++ b/Labs/Lab5/report.docx
@@ -140,6 +140,7 @@
       <w:pPr>
         <w:pStyle w:val="3"/>
         <w:numPr>
+          <w:ilvl w:val="0"/>
           <w:numId w:val="0"/>
         </w:numPr>
       </w:pPr>
@@ -204,6 +205,7 @@
       <w:pPr>
         <w:pStyle w:val="3"/>
         <w:numPr>
+          <w:ilvl w:val="0"/>
           <w:numId w:val="0"/>
         </w:numPr>
         <w:ind w:leftChars="0"/>
@@ -269,6 +271,7 @@
       <w:pPr>
         <w:pStyle w:val="3"/>
         <w:numPr>
+          <w:ilvl w:val="0"/>
           <w:numId w:val="0"/>
         </w:numPr>
         <w:ind w:leftChars="0"/>
@@ -334,6 +337,7 @@
       <w:pPr>
         <w:pStyle w:val="3"/>
         <w:numPr>
+          <w:ilvl w:val="0"/>
           <w:numId w:val="0"/>
         </w:numPr>
         <w:ind w:leftChars="0"/>
@@ -399,6 +403,7 @@
       <w:pPr>
         <w:pStyle w:val="3"/>
         <w:numPr>
+          <w:ilvl w:val="0"/>
           <w:numId w:val="0"/>
         </w:numPr>
         <w:ind w:leftChars="0"/>
@@ -464,6 +469,7 @@
       <w:pPr>
         <w:pStyle w:val="3"/>
         <w:numPr>
+          <w:ilvl w:val="0"/>
           <w:numId w:val="0"/>
         </w:numPr>
         <w:ind w:leftChars="0"/>
@@ -529,6 +535,7 @@
       <w:pPr>
         <w:pStyle w:val="3"/>
         <w:numPr>
+          <w:ilvl w:val="0"/>
           <w:numId w:val="0"/>
         </w:numPr>
         <w:ind w:leftChars="0"/>
@@ -594,10 +601,12 @@
       <w:pPr>
         <w:pStyle w:val="3"/>
         <w:numPr>
+          <w:ilvl w:val="0"/>
           <w:numId w:val="0"/>
         </w:numPr>
         <w:ind w:leftChars="0"/>
       </w:pPr>
+      <w:bookmarkStart w:id="0" w:name="_GoBack"/>
       <w:r>
         <w:drawing>
           <wp:inline distT="0" distB="0" distL="114300" distR="114300">
@@ -641,6 +650,7 @@
           </wp:inline>
         </w:drawing>
       </w:r>
+      <w:bookmarkEnd w:id="0"/>
     </w:p>
     <w:p>
       <w:pPr>
@@ -659,6 +669,7 @@
       <w:pPr>
         <w:pStyle w:val="3"/>
         <w:numPr>
+          <w:ilvl w:val="0"/>
           <w:numId w:val="0"/>
         </w:numPr>
         <w:ind w:leftChars="0"/>
@@ -706,8 +717,6 @@
           </wp:inline>
         </w:drawing>
       </w:r>
-      <w:bookmarkStart w:id="0" w:name="_GoBack"/>
-      <w:bookmarkEnd w:id="0"/>
     </w:p>
     <w:p>
       <w:pPr>
